--- a/output/docx/en/BUFRCREX_TableB_en_10.docx
+++ b/output/docx/en/BUFRCREX_TableB_en_10.docx
@@ -2261,7 +2261,7 @@
                 <w:b w:val="0"/>
                 <w:sz w:val="16"/>
               </w:rPr>
-              <w:t>Note 93: Left handed x, y and z axes have been chosen for descriptor 0 10 031. | Note 150: The value for descriptor 0 10 031 has been chosen to be suitable for polar orbiting satellites in approximately Sun-synchronous orbits. Geostationary orbits would require greater data widths for distance and slightly less for speed.</w:t>
+              <w:t>Note B93: Left handed x, y and z axes have been chosen for descriptor 0 10 031. | Note B150: The value for descriptor 0 10 031 has been chosen to be suitable for polar orbiting satellites in approximately Sun-synchronous orbits. Geostationary orbits would require greater data widths for distance and slightly less for speed.</w:t>
             </w:r>
           </w:p>
         </w:tc>
@@ -3222,7 +3222,7 @@
                 <w:b w:val="0"/>
                 <w:sz w:val="16"/>
               </w:rPr>
-              <w:t>Note 128: The "geoid undulation" is the difference between the reference ellipsoid (WGS-84) and the geoid height (EGM96) at the geographic location of the observation, both referenced to the centre of mass of the Earth.</w:t>
+              <w:t>Note B128: The "geoid undulation" is the difference between the reference ellipsoid (WGS-84) and the geoid height (EGM96) at the geographic location of the observation, both referenced to the centre of mass of the Earth.</w:t>
             </w:r>
           </w:p>
         </w:tc>
@@ -10772,7 +10772,7 @@
           <w:i/>
           <w:sz w:val="14"/>
         </w:rPr>
-        <w:t>Note 165: Vertical elements and pressure shall be used to define values of these elements independent of the element or variable denoting the vertical coordinate.</w:t>
+        <w:t>Note B165: Vertical elements and pressure shall be used to define values of these elements independent of the element or variable denoting the vertical coordinate.</w:t>
       </w:r>
     </w:p>
     <w:sectPr>
